--- a/Links.docx
+++ b/Links.docx
@@ -32,7 +32,19 @@
           <w:rPr>
             <w:rStyle w:val="Hyperlink"/>
           </w:rPr>
-          <w:t>https://www.youtube.com/watch?v=hBg3njn56Z0&amp;list=PLvr0Ht-XkB_0KC2-N3hv0V3ib-Z6wKkAy&amp;index=1</w:t>
+          <w:t>https://www.youtube.com/playlist?app=desktop&amp;list=PLLkaPhRBVqfIdKjIv82AIuitXQIX92UXR&amp;fbclid=IwRlRTSAPtkXJleHRuA2FlbQIxMQBzcnRjBmFwcF9pZAo2NjI4NTY4Mzc5AAEeRVANKQ490KfNUT</w:t>
+        </w:r>
+        <w:r>
+          <w:rPr>
+            <w:rStyle w:val="Hyperlink"/>
+          </w:rPr>
+          <w:t>u</w:t>
+        </w:r>
+        <w:r>
+          <w:rPr>
+            <w:rStyle w:val="Hyperlink"/>
+          </w:rPr>
+          <w:t>QF1PowIJwJV1ks4EGvgYP79Yc3i64l-snxPOLFArI3Eo_aem_YBDwJN2yGBr2U7cS2njCUQ</w:t>
         </w:r>
       </w:hyperlink>
     </w:p>
@@ -49,7 +61,7 @@
           <w:rPr>
             <w:rStyle w:val="Hyperlink"/>
           </w:rPr>
-          <w:t>https://www.youtube.com/watch?v=vlWW4Upbe6g&amp;list=PLmPw1cKzpVSfkU8LJSLJIuRSYOE_dRpt1</w:t>
+          <w:t>https://www.youtube.com/playlist?list=PLvr0Ht-XkB_0KC2-N3hv0V3ib-Z6wKkAy</w:t>
         </w:r>
       </w:hyperlink>
     </w:p>
@@ -66,9 +78,18 @@
           <w:rPr>
             <w:rStyle w:val="Hyperlink"/>
           </w:rPr>
-          <w:t>https://www.youtube.com/playlist?app=desktop&amp;list=PLLkaPhRBVqfIdKjIv82AIuitXQIX92UXR&amp;fbclid=IwRlRTSAPtkXJleHRuA2FlbQIxMQBzcnRjBmFwcF9pZAo2NjI4NTY4Mzc5AAEeRVANKQ490KfNUTuQF1PowIJwJV1ks4EGvgYP79Yc3i64l-snxPOLFArI3Eo_aem_YBDwJN2yGBr2U7cS2njCUQ</w:t>
+          <w:t>https://www.youtube.com/playlist?list=PLmPw1cKzpVSfkU8LJSLJIuRSYOE_dRpt1</w:t>
         </w:r>
       </w:hyperlink>
+    </w:p>
+    <w:p>
+      <w:pPr>
+        <w:pStyle w:val="ListParagraph"/>
+        <w:numPr>
+          <w:ilvl w:val="0"/>
+          <w:numId w:val="1"/>
+        </w:numPr>
+      </w:pPr>
     </w:p>
     <w:p>
       <w:pPr>
@@ -1122,6 +1143,18 @@
       <w:shd w:val="clear" w:color="auto" w:fill="E1DFDD"/>
     </w:rPr>
   </w:style>
+  <w:style w:type="character" w:styleId="FollowedHyperlink">
+    <w:name w:val="FollowedHyperlink"/>
+    <w:basedOn w:val="DefaultParagraphFont"/>
+    <w:uiPriority w:val="99"/>
+    <w:semiHidden/>
+    <w:unhideWhenUsed/>
+    <w:rsid w:val="00240290"/>
+    <w:rPr>
+      <w:color w:val="954F72" w:themeColor="followedHyperlink"/>
+      <w:u w:val="single"/>
+    </w:rPr>
+  </w:style>
 </w:styles>
 </file>
 
